--- a/Документация/Release.docx
+++ b/Документация/Release.docx
@@ -45,6 +45,17 @@
           <w:iCs w:val="0"/>
           <w:u w:val="single"/>
         </w:rPr>
+        <w:t>1</w:t>
+      </w:r>
+      <w:r>
+        <w:rPr>
+          <w:rStyle w:val="af"/>
+          <w:b/>
+          <w:bCs/>
+          <w:i w:val="0"/>
+          <w:iCs w:val="0"/>
+          <w:u w:val="single"/>
+        </w:rPr>
         <w:t xml:space="preserve"> </w:t>
       </w:r>
     </w:p>
@@ -311,38 +322,35 @@
         <w:rPr>
           <w:rStyle w:val="af"/>
           <w:i w:val="0"/>
+        </w:rPr>
+      </w:pPr>
+      <w:r>
+        <w:rPr>
+          <w:rStyle w:val="af"/>
+          <w:i w:val="0"/>
           <w:lang w:val="en-US"/>
         </w:rPr>
-      </w:pPr>
+        <w:t>RE</w:t>
+      </w:r>
+      <w:r>
+        <w:rPr>
+          <w:rStyle w:val="af"/>
+          <w:i w:val="0"/>
+        </w:rPr>
+        <w:t>_</w:t>
+      </w:r>
       <w:r>
         <w:rPr>
           <w:rStyle w:val="af"/>
           <w:i w:val="0"/>
           <w:lang w:val="en-US"/>
         </w:rPr>
-        <w:t>RE</w:t>
-      </w:r>
-      <w:r>
-        <w:rPr>
-          <w:rStyle w:val="af"/>
-          <w:i w:val="0"/>
-          <w:lang w:val="en-US"/>
-        </w:rPr>
-        <w:t>_</w:t>
-      </w:r>
-      <w:r>
-        <w:rPr>
-          <w:rStyle w:val="af"/>
-          <w:i w:val="0"/>
-          <w:lang w:val="en-US"/>
-        </w:rPr>
         <w:t>IN</w:t>
       </w:r>
       <w:r>
         <w:rPr>
           <w:rStyle w:val="af"/>
           <w:i w:val="0"/>
-          <w:lang w:val="en-US"/>
         </w:rPr>
         <w:t xml:space="preserve"> – </w:t>
       </w:r>
@@ -357,7 +365,6 @@
         <w:rPr>
           <w:rStyle w:val="af"/>
           <w:i w:val="0"/>
-          <w:lang w:val="en-US"/>
         </w:rPr>
         <w:t xml:space="preserve"> </w:t>
       </w:r>
@@ -508,39 +515,325 @@
       <w:pPr>
         <w:rPr>
           <w:rStyle w:val="af"/>
-          <w:i w:val="0"/>
-        </w:rPr>
-      </w:pPr>
-      <w:r>
-        <w:rPr>
-          <w:rStyle w:val="af"/>
-          <w:i w:val="0"/>
-        </w:rPr>
-        <w:t>Полный цикл чтения занимает – 8 тактов (предлагается увеличение на 1 такт, чтобы на чтение данных был хотя бы 1 полноценный такт</w:t>
+          <w:rFonts w:eastAsiaTheme="minorEastAsia"/>
+          <w:i w:val="0"/>
+          <w:iCs w:val="0"/>
+        </w:rPr>
+      </w:pPr>
+      <w:r>
+        <w:rPr>
+          <w:rStyle w:val="af"/>
+          <w:i w:val="0"/>
+        </w:rPr>
+        <w:t xml:space="preserve">Полный цикл чтения </w:t>
+      </w:r>
+      <w:r>
+        <w:rPr>
+          <w:rStyle w:val="af"/>
+          <w:i w:val="0"/>
+        </w:rPr>
+        <w:t xml:space="preserve">или записи занимает – 11 циклов (было 9 циклов), так как необходимо соблюсти ограничения памяти по </w:t>
+      </w:r>
+      <m:oMath>
+        <m:sSub>
+          <m:sSubPr>
+            <m:ctrlPr>
+              <w:rPr>
+                <w:rStyle w:val="af"/>
+                <w:rFonts w:ascii="Cambria Math" w:hAnsi="Cambria Math"/>
+                <w:i w:val="0"/>
+                <w:iCs w:val="0"/>
+              </w:rPr>
+            </m:ctrlPr>
+          </m:sSubPr>
+          <m:e>
+            <m:r>
+              <m:rPr>
+                <m:sty m:val="p"/>
+              </m:rPr>
+              <w:rPr>
+                <w:rStyle w:val="af"/>
+                <w:rFonts w:ascii="Cambria Math" w:hAnsi="Cambria Math"/>
+              </w:rPr>
+              <m:t>t</m:t>
+            </m:r>
+          </m:e>
+          <m:sub>
+            <m:r>
+              <m:rPr>
+                <m:sty m:val="p"/>
+              </m:rPr>
+              <w:rPr>
+                <w:rStyle w:val="af"/>
+                <w:rFonts w:ascii="Cambria Math" w:hAnsi="Cambria Math"/>
+              </w:rPr>
+              <m:t>RC</m:t>
+            </m:r>
+          </m:sub>
+        </m:sSub>
+        <m:r>
+          <m:rPr>
+            <m:sty m:val="p"/>
+          </m:rPr>
+          <w:rPr>
+            <w:rStyle w:val="af"/>
+            <w:rFonts w:ascii="Cambria Math" w:eastAsiaTheme="minorEastAsia" w:hAnsi="Cambria Math"/>
+          </w:rPr>
+          <m:t xml:space="preserve">, </m:t>
+        </m:r>
+        <m:sSub>
+          <m:sSubPr>
+            <m:ctrlPr>
+              <w:rPr>
+                <w:rStyle w:val="af"/>
+                <w:rFonts w:ascii="Cambria Math" w:eastAsiaTheme="minorEastAsia" w:hAnsi="Cambria Math"/>
+                <w:i w:val="0"/>
+                <w:iCs w:val="0"/>
+                <w:lang w:val="en-US"/>
+              </w:rPr>
+            </m:ctrlPr>
+          </m:sSubPr>
+          <m:e>
+            <m:r>
+              <m:rPr>
+                <m:sty m:val="p"/>
+              </m:rPr>
+              <w:rPr>
+                <w:rStyle w:val="af"/>
+                <w:rFonts w:ascii="Cambria Math" w:eastAsiaTheme="minorEastAsia" w:hAnsi="Cambria Math"/>
+                <w:lang w:val="en-US"/>
+              </w:rPr>
+              <m:t>t</m:t>
+            </m:r>
+          </m:e>
+          <m:sub>
+            <m:r>
+              <m:rPr>
+                <m:sty m:val="p"/>
+              </m:rPr>
+              <w:rPr>
+                <w:rStyle w:val="af"/>
+                <w:rFonts w:ascii="Cambria Math" w:eastAsiaTheme="minorEastAsia" w:hAnsi="Cambria Math"/>
+                <w:lang w:val="en-US"/>
+              </w:rPr>
+              <m:t>RAS</m:t>
+            </m:r>
+          </m:sub>
+        </m:sSub>
+      </m:oMath>
+      <w:r>
+        <w:rPr>
+          <w:rStyle w:val="af"/>
+          <w:rFonts w:eastAsiaTheme="minorEastAsia"/>
+          <w:i w:val="0"/>
+          <w:iCs w:val="0"/>
+        </w:rPr>
+        <w:t>.</w:t>
+      </w:r>
+    </w:p>
+    <w:p>
+      <w:pPr>
+        <w:rPr>
+          <w:rStyle w:val="af"/>
+          <w:rFonts w:eastAsiaTheme="minorEastAsia"/>
+          <w:i w:val="0"/>
+          <w:iCs w:val="0"/>
+        </w:rPr>
+      </w:pPr>
+      <w:r>
+        <w:rPr>
+          <w:rStyle w:val="af"/>
+          <w:rFonts w:eastAsiaTheme="minorEastAsia"/>
+          <w:i w:val="0"/>
+          <w:iCs w:val="0"/>
+        </w:rPr>
+        <w:t>Были добавлены буферы на порты передач</w:t>
+      </w:r>
+      <w:r>
+        <w:rPr>
+          <w:rStyle w:val="af"/>
+          <w:rFonts w:eastAsiaTheme="minorEastAsia"/>
+          <w:i w:val="0"/>
+          <w:iCs w:val="0"/>
+        </w:rPr>
+        <w:t>/</w:t>
+      </w:r>
+      <w:r>
+        <w:rPr>
+          <w:rStyle w:val="af"/>
+          <w:rFonts w:eastAsiaTheme="minorEastAsia"/>
+          <w:i w:val="0"/>
+          <w:iCs w:val="0"/>
+        </w:rPr>
+        <w:t xml:space="preserve">приёма данных от памяти </w:t>
+      </w:r>
+      <w:r>
+        <w:rPr>
+          <w:rStyle w:val="af"/>
+          <w:rFonts w:eastAsiaTheme="minorEastAsia"/>
+          <w:i w:val="0"/>
+          <w:iCs w:val="0"/>
+        </w:rPr>
+        <w:t>(</w:t>
+      </w:r>
+      <w:r>
+        <w:rPr>
+          <w:rStyle w:val="af"/>
+          <w:rFonts w:eastAsiaTheme="minorEastAsia"/>
+          <w:i w:val="0"/>
+          <w:iCs w:val="0"/>
+          <w:lang w:val="en-US"/>
+        </w:rPr>
+        <w:t>DIN</w:t>
+      </w:r>
+      <w:r>
+        <w:rPr>
+          <w:rStyle w:val="af"/>
+          <w:rFonts w:eastAsiaTheme="minorEastAsia"/>
+          <w:i w:val="0"/>
+          <w:iCs w:val="0"/>
+        </w:rPr>
+        <w:t xml:space="preserve">, </w:t>
+      </w:r>
+      <w:r>
+        <w:rPr>
+          <w:rStyle w:val="af"/>
+          <w:rFonts w:eastAsiaTheme="minorEastAsia"/>
+          <w:i w:val="0"/>
+          <w:iCs w:val="0"/>
+          <w:lang w:val="en-US"/>
+        </w:rPr>
+        <w:t>DOUT</w:t>
+      </w:r>
+      <w:r>
+        <w:rPr>
+          <w:rStyle w:val="af"/>
+          <w:rFonts w:eastAsiaTheme="minorEastAsia"/>
+          <w:i w:val="0"/>
+          <w:iCs w:val="0"/>
+        </w:rPr>
+        <w:t>).</w:t>
+      </w:r>
+    </w:p>
+    <w:p>
+      <w:pPr>
+        <w:rPr>
+          <w:rStyle w:val="af"/>
+          <w:rFonts w:eastAsiaTheme="minorEastAsia"/>
+          <w:i w:val="0"/>
+          <w:iCs w:val="0"/>
+        </w:rPr>
+      </w:pPr>
+      <w:r>
+        <w:rPr>
+          <w:rStyle w:val="af"/>
+          <w:rFonts w:eastAsiaTheme="minorEastAsia"/>
+          <w:i w:val="0"/>
+          <w:iCs w:val="0"/>
+        </w:rPr>
+        <w:t xml:space="preserve">Создан оберточный </w:t>
+      </w:r>
+      <w:r>
+        <w:rPr>
+          <w:rStyle w:val="af"/>
+          <w:rFonts w:eastAsiaTheme="minorEastAsia"/>
+          <w:i w:val="0"/>
+          <w:iCs w:val="0"/>
+          <w:lang w:val="en-US"/>
+        </w:rPr>
+        <w:t>top</w:t>
+      </w:r>
+      <w:r>
+        <w:rPr>
+          <w:rStyle w:val="af"/>
+          <w:rFonts w:eastAsiaTheme="minorEastAsia"/>
+          <w:i w:val="0"/>
+          <w:iCs w:val="0"/>
+        </w:rPr>
+        <w:t>-модуль.</w:t>
+      </w:r>
+    </w:p>
+    <w:p>
+      <w:pPr>
+        <w:rPr>
+          <w:rStyle w:val="af"/>
+          <w:i w:val="0"/>
+        </w:rPr>
+      </w:pPr>
+      <w:r>
+        <w:rPr>
+          <w:rStyle w:val="af"/>
+          <w:rFonts w:eastAsiaTheme="minorEastAsia"/>
+          <w:i w:val="0"/>
+          <w:iCs w:val="0"/>
+        </w:rPr>
+        <w:t xml:space="preserve">Исправлен баг со сверхкоротким чтением из памяти и с неработающим </w:t>
+      </w:r>
+      <w:r>
+        <w:rPr>
+          <w:rStyle w:val="af"/>
+          <w:rFonts w:eastAsiaTheme="minorEastAsia"/>
+          <w:i w:val="0"/>
+          <w:iCs w:val="0"/>
+          <w:lang w:val="en-US"/>
+        </w:rPr>
+        <w:t>RDY</w:t>
+      </w:r>
+      <w:r>
+        <w:rPr>
+          <w:rStyle w:val="af"/>
+          <w:rFonts w:eastAsiaTheme="minorEastAsia"/>
+          <w:i w:val="0"/>
+          <w:iCs w:val="0"/>
+        </w:rPr>
+        <w:t xml:space="preserve">, </w:t>
+      </w:r>
+      <w:r>
+        <w:rPr>
+          <w:rStyle w:val="af"/>
+          <w:rFonts w:eastAsiaTheme="minorEastAsia"/>
+          <w:i w:val="0"/>
+          <w:iCs w:val="0"/>
+        </w:rPr>
+        <w:t xml:space="preserve">добавлено </w:t>
       </w:r>
       <w:bookmarkStart w:id="0" w:name="_GoBack"/>
       <w:bookmarkEnd w:id="0"/>
       <w:r>
         <w:rPr>
           <w:rStyle w:val="af"/>
-          <w:i w:val="0"/>
-        </w:rPr>
-        <w:t>);</w:t>
-      </w:r>
-    </w:p>
-    <w:p>
-      <w:pPr>
-        <w:rPr>
-          <w:rStyle w:val="af"/>
-          <w:i w:val="0"/>
-        </w:rPr>
-      </w:pPr>
-      <w:r>
-        <w:rPr>
-          <w:rStyle w:val="af"/>
-          <w:i w:val="0"/>
-        </w:rPr>
-        <w:t>Полный цикл записи занимает – 9 тактов;</w:t>
+          <w:rFonts w:eastAsiaTheme="minorEastAsia"/>
+          <w:i w:val="0"/>
+          <w:iCs w:val="0"/>
+        </w:rPr>
+        <w:t>условие,</w:t>
+      </w:r>
+      <w:r>
+        <w:rPr>
+          <w:rStyle w:val="af"/>
+          <w:rFonts w:eastAsiaTheme="minorEastAsia"/>
+          <w:i w:val="0"/>
+          <w:iCs w:val="0"/>
+        </w:rPr>
+        <w:t xml:space="preserve"> по которому сигнал будет подаваться только при реальном окончании чтении</w:t>
+      </w:r>
+      <w:r>
+        <w:rPr>
+          <w:rStyle w:val="af"/>
+          <w:rFonts w:eastAsiaTheme="minorEastAsia"/>
+          <w:i w:val="0"/>
+          <w:iCs w:val="0"/>
+        </w:rPr>
+        <w:t>/</w:t>
+      </w:r>
+      <w:r>
+        <w:rPr>
+          <w:rStyle w:val="af"/>
+          <w:rFonts w:eastAsiaTheme="minorEastAsia"/>
+          <w:i w:val="0"/>
+          <w:iCs w:val="0"/>
+        </w:rPr>
+        <w:t>записи.</w:t>
       </w:r>
     </w:p>
     <w:p>
@@ -2449,7 +2742,7 @@
 </file>
 
 <file path=customXml/itemProps1.xml><?xml version="1.0" encoding="utf-8"?>
-<ds:datastoreItem xmlns:ds="http://schemas.openxmlformats.org/officeDocument/2006/customXml" ds:itemID="{8CEA2DF6-685F-45DA-B632-CBF5C41EBEB2}">
+<ds:datastoreItem xmlns:ds="http://schemas.openxmlformats.org/officeDocument/2006/customXml" ds:itemID="{434A6445-2A73-44BC-87C7-CEDB476DCD0C}">
   <ds:schemaRefs>
     <ds:schemaRef ds:uri="http://schemas.openxmlformats.org/officeDocument/2006/bibliography"/>
   </ds:schemaRefs>
